--- a/Writing/Submission/DOC files/letter_to_referees.docx
+++ b/Writing/Submission/DOC files/letter_to_referees.docx
@@ -159,6 +159,14 @@
         </w:rPr>
         <w:t>,</w:t>
       </w:r>
+      <w:r>
+        <w:rPr>
+          <w:rFonts w:ascii="Arial" w:hAnsi="Arial" w:cs="Arial"/>
+          <w:snapToGrid w:val="0"/>
+          <w:color w:val="000000"/>
+        </w:rPr>
+        <w:t xml:space="preserve"> dear Michael,</w:t>
+      </w:r>
     </w:p>
     <w:p>
       <w:pPr>
@@ -252,7 +260,7 @@
         <w:rPr>
           <w:rFonts w:ascii="Arial" w:hAnsi="Arial" w:cs="Arial"/>
         </w:rPr>
-        <w:t>submit our full paper titled</w:t>
+        <w:t>submit our paper titled</w:t>
       </w:r>
       <w:r>
         <w:rPr>
@@ -489,7 +497,7 @@
         <w:rPr>
           <w:rFonts w:ascii="Arial" w:hAnsi="Arial" w:cs="Arial"/>
         </w:rPr>
-        <w:t>life cycle assessments (LCAs). However, chemical production routes depend on material and energy inputs</w:t>
+        <w:t>life cycle assessment (LCA). However, chemical production routes depend on material and energy inputs</w:t>
       </w:r>
       <w:r>
         <w:rPr>
@@ -549,7 +557,19 @@
         <w:rPr>
           <w:rFonts w:ascii="Arial" w:hAnsi="Arial" w:cs="Arial"/>
         </w:rPr>
-        <w:t>broader context is still unknown.</w:t>
+        <w:t xml:space="preserve">broader context is still </w:t>
+      </w:r>
+      <w:r>
+        <w:rPr>
+          <w:rFonts w:ascii="Arial" w:hAnsi="Arial" w:cs="Arial"/>
+        </w:rPr>
+        <w:t>uncertain</w:t>
+      </w:r>
+      <w:r>
+        <w:rPr>
+          <w:rFonts w:ascii="Arial" w:hAnsi="Arial" w:cs="Arial"/>
+        </w:rPr>
+        <w:t>.</w:t>
       </w:r>
     </w:p>
     <w:p>
@@ -642,7 +662,19 @@
         <w:rPr>
           <w:rFonts w:ascii="Arial" w:hAnsi="Arial" w:cs="Arial"/>
         </w:rPr>
-        <w:t xml:space="preserve"> and are thus privileged case studies</w:t>
+        <w:t xml:space="preserve"> and are thus </w:t>
+      </w:r>
+      <w:r>
+        <w:rPr>
+          <w:rFonts w:ascii="Arial" w:hAnsi="Arial" w:cs="Arial"/>
+        </w:rPr>
+        <w:t xml:space="preserve">representative </w:t>
+      </w:r>
+      <w:r>
+        <w:rPr>
+          <w:rFonts w:ascii="Arial" w:hAnsi="Arial" w:cs="Arial"/>
+        </w:rPr>
+        <w:t>case studies</w:t>
       </w:r>
       <w:r>
         <w:rPr>
@@ -768,7 +800,19 @@
         <w:rPr>
           <w:rFonts w:ascii="Arial" w:hAnsi="Arial" w:cs="Arial"/>
         </w:rPr>
-        <w:t>90% by 2050, while methanol can achieve net CO</w:t>
+        <w:t xml:space="preserve">90% by 2050, while methanol </w:t>
+      </w:r>
+      <w:r>
+        <w:rPr>
+          <w:rFonts w:ascii="Arial" w:hAnsi="Arial" w:cs="Arial"/>
+        </w:rPr>
+        <w:t xml:space="preserve">production </w:t>
+      </w:r>
+      <w:r>
+        <w:rPr>
+          <w:rFonts w:ascii="Arial" w:hAnsi="Arial" w:cs="Arial"/>
+        </w:rPr>
+        <w:t>can achieve net CO</w:t>
       </w:r>
       <w:r>
         <w:rPr>
@@ -806,13 +850,25 @@
         <w:rPr>
           <w:rFonts w:ascii="Arial" w:hAnsi="Arial" w:cs="Arial"/>
         </w:rPr>
-        <w:t>, limiting the impact reduction to</w:t>
-      </w:r>
-      <w:r>
-        <w:rPr>
-          <w:rFonts w:ascii="Arial" w:hAnsi="Arial" w:cs="Arial"/>
-        </w:rPr>
-        <w:t xml:space="preserve"> 10% even in the best case. </w:t>
+        <w:t xml:space="preserve">, limiting </w:t>
+      </w:r>
+      <w:r>
+        <w:rPr>
+          <w:rFonts w:ascii="Arial" w:hAnsi="Arial" w:cs="Arial"/>
+        </w:rPr>
+        <w:t xml:space="preserve">in the best case </w:t>
+      </w:r>
+      <w:r>
+        <w:rPr>
+          <w:rFonts w:ascii="Arial" w:hAnsi="Arial" w:cs="Arial"/>
+        </w:rPr>
+        <w:t>the impact reduction to</w:t>
+      </w:r>
+      <w:r>
+        <w:rPr>
+          <w:rFonts w:ascii="Arial" w:hAnsi="Arial" w:cs="Arial"/>
+        </w:rPr>
+        <w:t xml:space="preserve"> 10%. </w:t>
       </w:r>
       <w:r>
         <w:rPr>
@@ -1105,7 +1161,19 @@
         <w:rPr>
           <w:rFonts w:ascii="Arial" w:hAnsi="Arial" w:cs="Arial"/>
         </w:rPr>
-        <w:t xml:space="preserve"> as an interdisciplinary forum. Please find attached the manuscript along with the table of contents entry and the supporting information.</w:t>
+        <w:t xml:space="preserve"> as an interdisciplinary forum. Please find attached the manuscript along with the table of contents entry and the </w:t>
+      </w:r>
+      <w:r>
+        <w:rPr>
+          <w:rFonts w:ascii="Arial" w:hAnsi="Arial" w:cs="Arial"/>
+        </w:rPr>
+        <w:t xml:space="preserve">electronic supplementary </w:t>
+      </w:r>
+      <w:r>
+        <w:rPr>
+          <w:rFonts w:ascii="Arial" w:hAnsi="Arial" w:cs="Arial"/>
+        </w:rPr>
+        <w:t>information.</w:t>
       </w:r>
     </w:p>
     <w:p>

--- a/Writing/Submission/DOC files/letter_to_referees.docx
+++ b/Writing/Submission/DOC files/letter_to_referees.docx
@@ -25,7 +25,13 @@
         <w:rPr>
           <w:rFonts w:ascii="Arial" w:hAnsi="Arial" w:cs="Arial"/>
         </w:rPr>
-        <w:t>20</w:t>
+        <w:t>2</w:t>
+      </w:r>
+      <w:r>
+        <w:rPr>
+          <w:rFonts w:ascii="Arial" w:hAnsi="Arial" w:cs="Arial"/>
+        </w:rPr>
+        <w:t>3</w:t>
       </w:r>
       <w:r>
         <w:rPr>
@@ -497,7 +503,19 @@
         <w:rPr>
           <w:rFonts w:ascii="Arial" w:hAnsi="Arial" w:cs="Arial"/>
         </w:rPr>
-        <w:t>life cycle assessment (LCA). However, chemical production routes depend on material and energy inputs</w:t>
+        <w:t>life cycle assessment</w:t>
+      </w:r>
+      <w:r>
+        <w:rPr>
+          <w:rFonts w:ascii="Arial" w:hAnsi="Arial" w:cs="Arial"/>
+        </w:rPr>
+        <w:t>s</w:t>
+      </w:r>
+      <w:r>
+        <w:rPr>
+          <w:rFonts w:ascii="Arial" w:hAnsi="Arial" w:cs="Arial"/>
+        </w:rPr>
+        <w:t xml:space="preserve"> (LCA). However, chemical production routes depend on material and energy inputs</w:t>
       </w:r>
       <w:r>
         <w:rPr>
@@ -782,7 +800,19 @@
         <w:rPr>
           <w:rFonts w:ascii="Arial" w:hAnsi="Arial" w:cs="Arial"/>
         </w:rPr>
-        <w:t xml:space="preserve">including wind and solar-based </w:t>
+        <w:t>including wind and solar</w:t>
+      </w:r>
+      <w:r>
+        <w:rPr>
+          <w:rFonts w:ascii="Arial" w:hAnsi="Arial" w:cs="Arial"/>
+        </w:rPr>
+        <w:noBreakHyphen/>
+      </w:r>
+      <w:r>
+        <w:rPr>
+          <w:rFonts w:ascii="Arial" w:hAnsi="Arial" w:cs="Arial"/>
+        </w:rPr>
+        <w:t xml:space="preserve">based </w:t>
       </w:r>
       <w:r>
         <w:rPr>
@@ -1226,27 +1256,67 @@
         <w:spacing w:before="120" w:line="264" w:lineRule="auto"/>
         <w:rPr>
           <w:rFonts w:cs="Arial"/>
+          <w:sz w:val="20"/>
+        </w:rPr>
+      </w:pPr>
+      <w:r>
+        <w:rPr>
+          <w:rFonts w:asciiTheme="minorHAnsi" w:hAnsiTheme="minorHAnsi" w:cstheme="minorHAnsi"/>
           <w:noProof/>
-          <w:sz w:val="20"/>
-        </w:rPr>
-      </w:pPr>
+          <w:sz w:val="22"/>
+          <w:szCs w:val="22"/>
+          <w:lang w:val="en-US"/>
+        </w:rPr>
+        <w:drawing>
+          <wp:inline distT="0" distB="0" distL="0" distR="0" wp14:anchorId="505917BA" wp14:editId="6BFAFDA0">
+            <wp:extent cx="1339888" cy="1004916"/>
+            <wp:effectExtent l="0" t="0" r="0" b="0"/>
+            <wp:docPr id="2" name="Picture 2" descr="A signature on a white background&#10;&#10;Description automatically generated"/>
+            <wp:cNvGraphicFramePr>
+              <a:graphicFrameLocks xmlns:a="http://schemas.openxmlformats.org/drawingml/2006/main" noChangeAspect="1"/>
+            </wp:cNvGraphicFramePr>
+            <a:graphic xmlns:a="http://schemas.openxmlformats.org/drawingml/2006/main">
+              <a:graphicData uri="http://schemas.openxmlformats.org/drawingml/2006/picture">
+                <pic:pic xmlns:pic="http://schemas.openxmlformats.org/drawingml/2006/picture">
+                  <pic:nvPicPr>
+                    <pic:cNvPr id="2" name="Picture 2" descr="A signature on a white background&#10;&#10;Description automatically generated"/>
+                    <pic:cNvPicPr/>
+                  </pic:nvPicPr>
+                  <pic:blipFill>
+                    <a:blip r:embed="rId8" cstate="print">
+                      <a:extLst>
+                        <a:ext uri="{28A0092B-C50C-407E-A947-70E740481C1C}">
+                          <a14:useLocalDpi xmlns:a14="http://schemas.microsoft.com/office/drawing/2010/main" val="0"/>
+                        </a:ext>
+                      </a:extLst>
+                    </a:blip>
+                    <a:stretch>
+                      <a:fillRect/>
+                    </a:stretch>
+                  </pic:blipFill>
+                  <pic:spPr>
+                    <a:xfrm>
+                      <a:off x="0" y="0"/>
+                      <a:ext cx="1374259" cy="1030694"/>
+                    </a:xfrm>
+                    <a:prstGeom prst="rect">
+                      <a:avLst/>
+                    </a:prstGeom>
+                  </pic:spPr>
+                </pic:pic>
+              </a:graphicData>
+            </a:graphic>
+          </wp:inline>
+        </w:drawing>
+      </w:r>
     </w:p>
     <w:p>
       <w:pPr>
         <w:pStyle w:val="BriefBeilagen"/>
-        <w:spacing w:before="120" w:after="120" w:line="264" w:lineRule="auto"/>
+        <w:spacing w:before="120" w:line="264" w:lineRule="auto"/>
         <w:rPr>
           <w:rFonts w:cs="Arial"/>
-          <w:sz w:val="20"/>
-        </w:rPr>
-      </w:pPr>
-    </w:p>
-    <w:p>
-      <w:pPr>
-        <w:pStyle w:val="BriefBeilagen"/>
-        <w:spacing w:before="120" w:after="120" w:line="264" w:lineRule="auto"/>
-        <w:rPr>
-          <w:rFonts w:cs="Arial"/>
+          <w:noProof/>
           <w:sz w:val="20"/>
         </w:rPr>
       </w:pPr>
@@ -1288,9 +1358,9 @@
       <w:bookmarkEnd w:id="0"/>
     </w:p>
     <w:sectPr>
-      <w:footerReference w:type="default" r:id="rId8"/>
-      <w:headerReference w:type="first" r:id="rId9"/>
-      <w:footerReference w:type="first" r:id="rId10"/>
+      <w:footerReference w:type="default" r:id="rId9"/>
+      <w:headerReference w:type="first" r:id="rId10"/>
+      <w:footerReference w:type="first" r:id="rId11"/>
       <w:pgSz w:w="11906" w:h="16838" w:code="9"/>
       <w:pgMar w:top="1080" w:right="1247" w:bottom="360" w:left="1247" w:header="1134" w:footer="567" w:gutter="0"/>
       <w:cols w:space="720"/>
@@ -1465,17 +1535,8 @@
                               <w:rFonts w:ascii="Arial" w:hAnsi="Arial" w:cs="Arial"/>
                               <w:b w:val="0"/>
                             </w:rPr>
-                            <w:t xml:space="preserve">Prof. Dr. Gonzalo </w:t>
+                            <w:t>Prof. Dr. Gonzalo Guillén-Gosálbez</w:t>
                           </w:r>
-                          <w:proofErr w:type="spellStart"/>
-                          <w:r>
-                            <w:rPr>
-                              <w:rFonts w:ascii="Arial" w:hAnsi="Arial" w:cs="Arial"/>
-                              <w:b w:val="0"/>
-                            </w:rPr>
-                            <w:t>Guillén-Gosálbez</w:t>
-                          </w:r>
-                          <w:proofErr w:type="spellEnd"/>
                         </w:p>
                         <w:p>
                           <w:pPr>
@@ -1488,21 +1549,7 @@
                             <w:rPr>
                               <w:rFonts w:ascii="Arial" w:hAnsi="Arial" w:cs="Arial"/>
                             </w:rPr>
-                            <w:t>Vladimir-Prelog-</w:t>
-                          </w:r>
-                          <w:proofErr w:type="spellStart"/>
-                          <w:r>
-                            <w:rPr>
-                              <w:rFonts w:ascii="Arial" w:hAnsi="Arial" w:cs="Arial"/>
-                            </w:rPr>
-                            <w:t>Weg</w:t>
-                          </w:r>
-                          <w:proofErr w:type="spellEnd"/>
-                          <w:r>
-                            <w:rPr>
-                              <w:rFonts w:ascii="Arial" w:hAnsi="Arial" w:cs="Arial"/>
-                            </w:rPr>
-                            <w:t xml:space="preserve"> 1, HCI G135</w:t>
+                            <w:t>Vladimir-Prelog-Weg 1, HCI G135</w:t>
                           </w:r>
                         </w:p>
                         <w:p>
@@ -1518,17 +1565,8 @@
                               <w:rFonts w:ascii="Arial" w:hAnsi="Arial" w:cs="Arial"/>
                               <w:lang w:val="de-DE"/>
                             </w:rPr>
-                            <w:t xml:space="preserve">8093 </w:t>
+                            <w:t>8093 Zurich</w:t>
                           </w:r>
-                          <w:proofErr w:type="spellStart"/>
-                          <w:r>
-                            <w:rPr>
-                              <w:rFonts w:ascii="Arial" w:hAnsi="Arial" w:cs="Arial"/>
-                              <w:lang w:val="de-DE"/>
-                            </w:rPr>
-                            <w:t>Zurich</w:t>
-                          </w:r>
-                          <w:proofErr w:type="spellEnd"/>
                           <w:r>
                             <w:rPr>
                               <w:rFonts w:ascii="Arial" w:hAnsi="Arial" w:cs="Arial"/>
@@ -1536,7 +1574,6 @@
                             </w:rPr>
                             <w:t xml:space="preserve">, </w:t>
                           </w:r>
-                          <w:proofErr w:type="spellStart"/>
                           <w:r>
                             <w:rPr>
                               <w:rFonts w:ascii="Arial" w:hAnsi="Arial" w:cs="Arial"/>
@@ -1544,7 +1581,6 @@
                             </w:rPr>
                             <w:t>Switzerland</w:t>
                           </w:r>
-                          <w:proofErr w:type="spellEnd"/>
                         </w:p>
                         <w:p>
                           <w:pPr>

--- a/Writing/Submission/DOC files/letter_to_referees.docx
+++ b/Writing/Submission/DOC files/letter_to_referees.docx
@@ -1,6 +1,6 @@
 
 <file path=word/document.xml><?xml version="1.0" encoding="utf-8"?>
-<w:document xmlns:wpc="http://schemas.microsoft.com/office/word/2010/wordprocessingCanvas" xmlns:cx="http://schemas.microsoft.com/office/drawing/2014/chartex" xmlns:cx1="http://schemas.microsoft.com/office/drawing/2015/9/8/chartex" xmlns:cx2="http://schemas.microsoft.com/office/drawing/2015/10/21/chartex" xmlns:cx3="http://schemas.microsoft.com/office/drawing/2016/5/9/chartex" xmlns:cx4="http://schemas.microsoft.com/office/drawing/2016/5/10/chartex" xmlns:cx5="http://schemas.microsoft.com/office/drawing/2016/5/11/chartex" xmlns:cx6="http://schemas.microsoft.com/office/drawing/2016/5/12/chartex" xmlns:cx7="http://schemas.microsoft.com/office/drawing/2016/5/13/chartex" xmlns:cx8="http://schemas.microsoft.com/office/drawing/2016/5/14/chartex" xmlns:mc="http://schemas.openxmlformats.org/markup-compatibility/2006" xmlns:aink="http://schemas.microsoft.com/office/drawing/2016/ink" xmlns:am3d="http://schemas.microsoft.com/office/drawing/2017/model3d" xmlns:o="urn:schemas-microsoft-com:office:office" xmlns:oel="http://schemas.microsoft.com/office/2019/extlst" xmlns:r="http://schemas.openxmlformats.org/officeDocument/2006/relationships" xmlns:m="http://schemas.openxmlformats.org/officeDocument/2006/math" xmlns:v="urn:schemas-microsoft-com:vml" xmlns:wp14="http://schemas.microsoft.com/office/word/2010/wordprocessingDrawing" xmlns:wp="http://schemas.openxmlformats.org/drawingml/2006/wordprocessingDrawing" xmlns:w10="urn:schemas-microsoft-com:office:word" xmlns:w="http://schemas.openxmlformats.org/wordprocessingml/2006/main" xmlns:w14="http://schemas.microsoft.com/office/word/2010/wordml" xmlns:w15="http://schemas.microsoft.com/office/word/2012/wordml" xmlns:w16cex="http://schemas.microsoft.com/office/word/2018/wordml/cex" xmlns:w16cid="http://schemas.microsoft.com/office/word/2016/wordml/cid" xmlns:w16="http://schemas.microsoft.com/office/word/2018/wordml" xmlns:w16sdtdh="http://schemas.microsoft.com/office/word/2020/wordml/sdtdatahash" xmlns:w16se="http://schemas.microsoft.com/office/word/2015/wordml/symex" xmlns:wpg="http://schemas.microsoft.com/office/word/2010/wordprocessingGroup" xmlns:wpi="http://schemas.microsoft.com/office/word/2010/wordprocessingInk" xmlns:wne="http://schemas.microsoft.com/office/word/2006/wordml" xmlns:wps="http://schemas.microsoft.com/office/word/2010/wordprocessingShape" mc:Ignorable="w14 w15 w16se w16cid w16 w16cex w16sdtdh wp14">
+<w:document xmlns:wpc="http://schemas.microsoft.com/office/word/2010/wordprocessingCanvas" xmlns:cx="http://schemas.microsoft.com/office/drawing/2014/chartex" xmlns:cx1="http://schemas.microsoft.com/office/drawing/2015/9/8/chartex" xmlns:cx2="http://schemas.microsoft.com/office/drawing/2015/10/21/chartex" xmlns:cx3="http://schemas.microsoft.com/office/drawing/2016/5/9/chartex" xmlns:cx4="http://schemas.microsoft.com/office/drawing/2016/5/10/chartex" xmlns:cx5="http://schemas.microsoft.com/office/drawing/2016/5/11/chartex" xmlns:cx6="http://schemas.microsoft.com/office/drawing/2016/5/12/chartex" xmlns:cx7="http://schemas.microsoft.com/office/drawing/2016/5/13/chartex" xmlns:cx8="http://schemas.microsoft.com/office/drawing/2016/5/14/chartex" xmlns:mc="http://schemas.openxmlformats.org/markup-compatibility/2006" xmlns:aink="http://schemas.microsoft.com/office/drawing/2016/ink" xmlns:am3d="http://schemas.microsoft.com/office/drawing/2017/model3d" xmlns:o="urn:schemas-microsoft-com:office:office" xmlns:r="http://schemas.openxmlformats.org/officeDocument/2006/relationships" xmlns:m="http://schemas.openxmlformats.org/officeDocument/2006/math" xmlns:v="urn:schemas-microsoft-com:vml" xmlns:wp14="http://schemas.microsoft.com/office/word/2010/wordprocessingDrawing" xmlns:wp="http://schemas.openxmlformats.org/drawingml/2006/wordprocessingDrawing" xmlns:w10="urn:schemas-microsoft-com:office:word" xmlns:w="http://schemas.openxmlformats.org/wordprocessingml/2006/main" xmlns:w14="http://schemas.microsoft.com/office/word/2010/wordml" xmlns:w15="http://schemas.microsoft.com/office/word/2012/wordml" xmlns:w16cid="http://schemas.microsoft.com/office/word/2016/wordml/cid" xmlns:w16se="http://schemas.microsoft.com/office/word/2015/wordml/symex" xmlns:wpg="http://schemas.microsoft.com/office/word/2010/wordprocessingGroup" xmlns:wpi="http://schemas.microsoft.com/office/word/2010/wordprocessingInk" xmlns:wne="http://schemas.microsoft.com/office/word/2006/wordml" xmlns:wps="http://schemas.microsoft.com/office/word/2010/wordprocessingShape" mc:Ignorable="w14 w15 w16se w16cid wp14">
   <w:body>
     <w:p>
       <w:pPr>
@@ -25,7 +25,13 @@
         <w:rPr>
           <w:rFonts w:ascii="Arial" w:hAnsi="Arial" w:cs="Arial"/>
         </w:rPr>
-        <w:t>20</w:t>
+        <w:t>2</w:t>
+      </w:r>
+      <w:r>
+        <w:rPr>
+          <w:rFonts w:ascii="Arial" w:hAnsi="Arial" w:cs="Arial"/>
+        </w:rPr>
+        <w:t>3</w:t>
       </w:r>
       <w:r>
         <w:rPr>
@@ -447,6 +453,8 @@
         </w:rPr>
         <w:t>.</w:t>
       </w:r>
+      <w:bookmarkStart w:id="2" w:name="_GoBack"/>
+      <w:bookmarkEnd w:id="2"/>
     </w:p>
     <w:p>
       <w:pPr>
@@ -497,7 +505,19 @@
         <w:rPr>
           <w:rFonts w:ascii="Arial" w:hAnsi="Arial" w:cs="Arial"/>
         </w:rPr>
-        <w:t>life cycle assessment (LCA). However, chemical production routes depend on material and energy inputs</w:t>
+        <w:t>life cycle assessment</w:t>
+      </w:r>
+      <w:r>
+        <w:rPr>
+          <w:rFonts w:ascii="Arial" w:hAnsi="Arial" w:cs="Arial"/>
+        </w:rPr>
+        <w:t>s</w:t>
+      </w:r>
+      <w:r>
+        <w:rPr>
+          <w:rFonts w:ascii="Arial" w:hAnsi="Arial" w:cs="Arial"/>
+        </w:rPr>
+        <w:t xml:space="preserve"> (LCA). However, chemical production routes depend on material and energy inputs</w:t>
       </w:r>
       <w:r>
         <w:rPr>
@@ -782,7 +802,19 @@
         <w:rPr>
           <w:rFonts w:ascii="Arial" w:hAnsi="Arial" w:cs="Arial"/>
         </w:rPr>
-        <w:t xml:space="preserve">including wind and solar-based </w:t>
+        <w:t>including wind and solar</w:t>
+      </w:r>
+      <w:r>
+        <w:rPr>
+          <w:rFonts w:ascii="Arial" w:hAnsi="Arial" w:cs="Arial"/>
+        </w:rPr>
+        <w:noBreakHyphen/>
+      </w:r>
+      <w:r>
+        <w:rPr>
+          <w:rFonts w:ascii="Arial" w:hAnsi="Arial" w:cs="Arial"/>
+        </w:rPr>
+        <w:t xml:space="preserve">based </w:t>
       </w:r>
       <w:r>
         <w:rPr>
@@ -1226,27 +1258,67 @@
         <w:spacing w:before="120" w:line="264" w:lineRule="auto"/>
         <w:rPr>
           <w:rFonts w:cs="Arial"/>
+          <w:sz w:val="20"/>
+        </w:rPr>
+      </w:pPr>
+      <w:r>
+        <w:rPr>
+          <w:rFonts w:asciiTheme="minorHAnsi" w:hAnsiTheme="minorHAnsi" w:cstheme="minorHAnsi"/>
           <w:noProof/>
-          <w:sz w:val="20"/>
-        </w:rPr>
-      </w:pPr>
+          <w:sz w:val="22"/>
+          <w:szCs w:val="22"/>
+          <w:lang w:val="en-US"/>
+        </w:rPr>
+        <w:drawing>
+          <wp:inline distT="0" distB="0" distL="0" distR="0" wp14:anchorId="505917BA" wp14:editId="6BFAFDA0">
+            <wp:extent cx="1339888" cy="1004916"/>
+            <wp:effectExtent l="0" t="0" r="0" b="0"/>
+            <wp:docPr id="2" name="Picture 2" descr="A signature on a white background&#10;&#10;Description automatically generated"/>
+            <wp:cNvGraphicFramePr>
+              <a:graphicFrameLocks xmlns:a="http://schemas.openxmlformats.org/drawingml/2006/main" noChangeAspect="1"/>
+            </wp:cNvGraphicFramePr>
+            <a:graphic xmlns:a="http://schemas.openxmlformats.org/drawingml/2006/main">
+              <a:graphicData uri="http://schemas.openxmlformats.org/drawingml/2006/picture">
+                <pic:pic xmlns:pic="http://schemas.openxmlformats.org/drawingml/2006/picture">
+                  <pic:nvPicPr>
+                    <pic:cNvPr id="2" name="Picture 2" descr="A signature on a white background&#10;&#10;Description automatically generated"/>
+                    <pic:cNvPicPr/>
+                  </pic:nvPicPr>
+                  <pic:blipFill>
+                    <a:blip r:embed="rId8" cstate="print">
+                      <a:extLst>
+                        <a:ext uri="{28A0092B-C50C-407E-A947-70E740481C1C}">
+                          <a14:useLocalDpi xmlns:a14="http://schemas.microsoft.com/office/drawing/2010/main" val="0"/>
+                        </a:ext>
+                      </a:extLst>
+                    </a:blip>
+                    <a:stretch>
+                      <a:fillRect/>
+                    </a:stretch>
+                  </pic:blipFill>
+                  <pic:spPr>
+                    <a:xfrm>
+                      <a:off x="0" y="0"/>
+                      <a:ext cx="1374259" cy="1030694"/>
+                    </a:xfrm>
+                    <a:prstGeom prst="rect">
+                      <a:avLst/>
+                    </a:prstGeom>
+                  </pic:spPr>
+                </pic:pic>
+              </a:graphicData>
+            </a:graphic>
+          </wp:inline>
+        </w:drawing>
+      </w:r>
     </w:p>
     <w:p>
       <w:pPr>
         <w:pStyle w:val="BriefBeilagen"/>
-        <w:spacing w:before="120" w:after="120" w:line="264" w:lineRule="auto"/>
+        <w:spacing w:before="120" w:line="264" w:lineRule="auto"/>
         <w:rPr>
           <w:rFonts w:cs="Arial"/>
-          <w:sz w:val="20"/>
-        </w:rPr>
-      </w:pPr>
-    </w:p>
-    <w:p>
-      <w:pPr>
-        <w:pStyle w:val="BriefBeilagen"/>
-        <w:spacing w:before="120" w:after="120" w:line="264" w:lineRule="auto"/>
-        <w:rPr>
-          <w:rFonts w:cs="Arial"/>
+          <w:noProof/>
           <w:sz w:val="20"/>
         </w:rPr>
       </w:pPr>
@@ -1288,9 +1360,9 @@
       <w:bookmarkEnd w:id="0"/>
     </w:p>
     <w:sectPr>
-      <w:footerReference w:type="default" r:id="rId8"/>
-      <w:headerReference w:type="first" r:id="rId9"/>
-      <w:footerReference w:type="first" r:id="rId10"/>
+      <w:footerReference w:type="default" r:id="rId9"/>
+      <w:headerReference w:type="first" r:id="rId10"/>
+      <w:footerReference w:type="first" r:id="rId11"/>
       <w:pgSz w:w="11906" w:h="16838" w:code="9"/>
       <w:pgMar w:top="1080" w:right="1247" w:bottom="360" w:left="1247" w:header="1134" w:footer="567" w:gutter="0"/>
       <w:cols w:space="720"/>
@@ -1302,7 +1374,7 @@
 </file>
 
 <file path=word/endnotes.xml><?xml version="1.0" encoding="utf-8"?>
-<w:endnotes xmlns:wpc="http://schemas.microsoft.com/office/word/2010/wordprocessingCanvas" xmlns:cx="http://schemas.microsoft.com/office/drawing/2014/chartex" xmlns:cx1="http://schemas.microsoft.com/office/drawing/2015/9/8/chartex" xmlns:cx2="http://schemas.microsoft.com/office/drawing/2015/10/21/chartex" xmlns:cx3="http://schemas.microsoft.com/office/drawing/2016/5/9/chartex" xmlns:cx4="http://schemas.microsoft.com/office/drawing/2016/5/10/chartex" xmlns:cx5="http://schemas.microsoft.com/office/drawing/2016/5/11/chartex" xmlns:cx6="http://schemas.microsoft.com/office/drawing/2016/5/12/chartex" xmlns:cx7="http://schemas.microsoft.com/office/drawing/2016/5/13/chartex" xmlns:cx8="http://schemas.microsoft.com/office/drawing/2016/5/14/chartex" xmlns:mc="http://schemas.openxmlformats.org/markup-compatibility/2006" xmlns:aink="http://schemas.microsoft.com/office/drawing/2016/ink" xmlns:am3d="http://schemas.microsoft.com/office/drawing/2017/model3d" xmlns:o="urn:schemas-microsoft-com:office:office" xmlns:oel="http://schemas.microsoft.com/office/2019/extlst" xmlns:r="http://schemas.openxmlformats.org/officeDocument/2006/relationships" xmlns:m="http://schemas.openxmlformats.org/officeDocument/2006/math" xmlns:v="urn:schemas-microsoft-com:vml" xmlns:wp14="http://schemas.microsoft.com/office/word/2010/wordprocessingDrawing" xmlns:wp="http://schemas.openxmlformats.org/drawingml/2006/wordprocessingDrawing" xmlns:w10="urn:schemas-microsoft-com:office:word" xmlns:w="http://schemas.openxmlformats.org/wordprocessingml/2006/main" xmlns:w14="http://schemas.microsoft.com/office/word/2010/wordml" xmlns:w15="http://schemas.microsoft.com/office/word/2012/wordml" xmlns:w16cex="http://schemas.microsoft.com/office/word/2018/wordml/cex" xmlns:w16cid="http://schemas.microsoft.com/office/word/2016/wordml/cid" xmlns:w16="http://schemas.microsoft.com/office/word/2018/wordml" xmlns:w16sdtdh="http://schemas.microsoft.com/office/word/2020/wordml/sdtdatahash" xmlns:w16se="http://schemas.microsoft.com/office/word/2015/wordml/symex" xmlns:wpg="http://schemas.microsoft.com/office/word/2010/wordprocessingGroup" xmlns:wpi="http://schemas.microsoft.com/office/word/2010/wordprocessingInk" xmlns:wne="http://schemas.microsoft.com/office/word/2006/wordml" xmlns:wps="http://schemas.microsoft.com/office/word/2010/wordprocessingShape" mc:Ignorable="w14 w15 w16se w16cid w16 w16cex w16sdtdh wp14">
+<w:endnotes xmlns:wpc="http://schemas.microsoft.com/office/word/2010/wordprocessingCanvas" xmlns:cx="http://schemas.microsoft.com/office/drawing/2014/chartex" xmlns:cx1="http://schemas.microsoft.com/office/drawing/2015/9/8/chartex" xmlns:cx2="http://schemas.microsoft.com/office/drawing/2015/10/21/chartex" xmlns:cx3="http://schemas.microsoft.com/office/drawing/2016/5/9/chartex" xmlns:cx4="http://schemas.microsoft.com/office/drawing/2016/5/10/chartex" xmlns:cx5="http://schemas.microsoft.com/office/drawing/2016/5/11/chartex" xmlns:cx6="http://schemas.microsoft.com/office/drawing/2016/5/12/chartex" xmlns:cx7="http://schemas.microsoft.com/office/drawing/2016/5/13/chartex" xmlns:cx8="http://schemas.microsoft.com/office/drawing/2016/5/14/chartex" xmlns:mc="http://schemas.openxmlformats.org/markup-compatibility/2006" xmlns:aink="http://schemas.microsoft.com/office/drawing/2016/ink" xmlns:am3d="http://schemas.microsoft.com/office/drawing/2017/model3d" xmlns:o="urn:schemas-microsoft-com:office:office" xmlns:r="http://schemas.openxmlformats.org/officeDocument/2006/relationships" xmlns:m="http://schemas.openxmlformats.org/officeDocument/2006/math" xmlns:v="urn:schemas-microsoft-com:vml" xmlns:wp14="http://schemas.microsoft.com/office/word/2010/wordprocessingDrawing" xmlns:wp="http://schemas.openxmlformats.org/drawingml/2006/wordprocessingDrawing" xmlns:w10="urn:schemas-microsoft-com:office:word" xmlns:w="http://schemas.openxmlformats.org/wordprocessingml/2006/main" xmlns:w14="http://schemas.microsoft.com/office/word/2010/wordml" xmlns:w15="http://schemas.microsoft.com/office/word/2012/wordml" xmlns:w16cid="http://schemas.microsoft.com/office/word/2016/wordml/cid" xmlns:w16se="http://schemas.microsoft.com/office/word/2015/wordml/symex" xmlns:wpg="http://schemas.microsoft.com/office/word/2010/wordprocessingGroup" xmlns:wpi="http://schemas.microsoft.com/office/word/2010/wordprocessingInk" xmlns:wne="http://schemas.microsoft.com/office/word/2006/wordml" xmlns:wps="http://schemas.microsoft.com/office/word/2010/wordprocessingShape" mc:Ignorable="w14 w15 w16se w16cid wp14">
   <w:endnote w:type="separator" w:id="-1">
     <w:p>
       <w:r>
@@ -1321,7 +1393,7 @@
 </file>
 
 <file path=word/footer1.xml><?xml version="1.0" encoding="utf-8"?>
-<w:ftr xmlns:wpc="http://schemas.microsoft.com/office/word/2010/wordprocessingCanvas" xmlns:cx="http://schemas.microsoft.com/office/drawing/2014/chartex" xmlns:cx1="http://schemas.microsoft.com/office/drawing/2015/9/8/chartex" xmlns:cx2="http://schemas.microsoft.com/office/drawing/2015/10/21/chartex" xmlns:cx3="http://schemas.microsoft.com/office/drawing/2016/5/9/chartex" xmlns:cx4="http://schemas.microsoft.com/office/drawing/2016/5/10/chartex" xmlns:cx5="http://schemas.microsoft.com/office/drawing/2016/5/11/chartex" xmlns:cx6="http://schemas.microsoft.com/office/drawing/2016/5/12/chartex" xmlns:cx7="http://schemas.microsoft.com/office/drawing/2016/5/13/chartex" xmlns:cx8="http://schemas.microsoft.com/office/drawing/2016/5/14/chartex" xmlns:mc="http://schemas.openxmlformats.org/markup-compatibility/2006" xmlns:aink="http://schemas.microsoft.com/office/drawing/2016/ink" xmlns:am3d="http://schemas.microsoft.com/office/drawing/2017/model3d" xmlns:o="urn:schemas-microsoft-com:office:office" xmlns:oel="http://schemas.microsoft.com/office/2019/extlst" xmlns:r="http://schemas.openxmlformats.org/officeDocument/2006/relationships" xmlns:m="http://schemas.openxmlformats.org/officeDocument/2006/math" xmlns:v="urn:schemas-microsoft-com:vml" xmlns:wp14="http://schemas.microsoft.com/office/word/2010/wordprocessingDrawing" xmlns:wp="http://schemas.openxmlformats.org/drawingml/2006/wordprocessingDrawing" xmlns:w10="urn:schemas-microsoft-com:office:word" xmlns:w="http://schemas.openxmlformats.org/wordprocessingml/2006/main" xmlns:w14="http://schemas.microsoft.com/office/word/2010/wordml" xmlns:w15="http://schemas.microsoft.com/office/word/2012/wordml" xmlns:w16cex="http://schemas.microsoft.com/office/word/2018/wordml/cex" xmlns:w16cid="http://schemas.microsoft.com/office/word/2016/wordml/cid" xmlns:w16="http://schemas.microsoft.com/office/word/2018/wordml" xmlns:w16sdtdh="http://schemas.microsoft.com/office/word/2020/wordml/sdtdatahash" xmlns:w16se="http://schemas.microsoft.com/office/word/2015/wordml/symex" xmlns:wpg="http://schemas.microsoft.com/office/word/2010/wordprocessingGroup" xmlns:wpi="http://schemas.microsoft.com/office/word/2010/wordprocessingInk" xmlns:wne="http://schemas.microsoft.com/office/word/2006/wordml" xmlns:wps="http://schemas.microsoft.com/office/word/2010/wordprocessingShape" mc:Ignorable="w14 w15 w16se w16cid w16 w16cex w16sdtdh wp14">
+<w:ftr xmlns:wpc="http://schemas.microsoft.com/office/word/2010/wordprocessingCanvas" xmlns:cx="http://schemas.microsoft.com/office/drawing/2014/chartex" xmlns:cx1="http://schemas.microsoft.com/office/drawing/2015/9/8/chartex" xmlns:cx2="http://schemas.microsoft.com/office/drawing/2015/10/21/chartex" xmlns:cx3="http://schemas.microsoft.com/office/drawing/2016/5/9/chartex" xmlns:cx4="http://schemas.microsoft.com/office/drawing/2016/5/10/chartex" xmlns:cx5="http://schemas.microsoft.com/office/drawing/2016/5/11/chartex" xmlns:cx6="http://schemas.microsoft.com/office/drawing/2016/5/12/chartex" xmlns:cx7="http://schemas.microsoft.com/office/drawing/2016/5/13/chartex" xmlns:cx8="http://schemas.microsoft.com/office/drawing/2016/5/14/chartex" xmlns:mc="http://schemas.openxmlformats.org/markup-compatibility/2006" xmlns:aink="http://schemas.microsoft.com/office/drawing/2016/ink" xmlns:am3d="http://schemas.microsoft.com/office/drawing/2017/model3d" xmlns:o="urn:schemas-microsoft-com:office:office" xmlns:r="http://schemas.openxmlformats.org/officeDocument/2006/relationships" xmlns:m="http://schemas.openxmlformats.org/officeDocument/2006/math" xmlns:v="urn:schemas-microsoft-com:vml" xmlns:wp14="http://schemas.microsoft.com/office/word/2010/wordprocessingDrawing" xmlns:wp="http://schemas.openxmlformats.org/drawingml/2006/wordprocessingDrawing" xmlns:w10="urn:schemas-microsoft-com:office:word" xmlns:w="http://schemas.openxmlformats.org/wordprocessingml/2006/main" xmlns:w14="http://schemas.microsoft.com/office/word/2010/wordml" xmlns:w15="http://schemas.microsoft.com/office/word/2012/wordml" xmlns:w16cid="http://schemas.microsoft.com/office/word/2016/wordml/cid" xmlns:w16se="http://schemas.microsoft.com/office/word/2015/wordml/symex" xmlns:wpg="http://schemas.microsoft.com/office/word/2010/wordprocessingGroup" xmlns:wpi="http://schemas.microsoft.com/office/word/2010/wordprocessingInk" xmlns:wne="http://schemas.microsoft.com/office/word/2006/wordml" xmlns:wps="http://schemas.microsoft.com/office/word/2010/wordprocessingShape" mc:Ignorable="w14 w15 w16se w16cid wp14">
   <w:p>
     <w:pPr>
       <w:pStyle w:val="Footer"/>
@@ -1334,7 +1406,7 @@
 </file>
 
 <file path=word/footer2.xml><?xml version="1.0" encoding="utf-8"?>
-<w:ftr xmlns:wpc="http://schemas.microsoft.com/office/word/2010/wordprocessingCanvas" xmlns:cx="http://schemas.microsoft.com/office/drawing/2014/chartex" xmlns:cx1="http://schemas.microsoft.com/office/drawing/2015/9/8/chartex" xmlns:cx2="http://schemas.microsoft.com/office/drawing/2015/10/21/chartex" xmlns:cx3="http://schemas.microsoft.com/office/drawing/2016/5/9/chartex" xmlns:cx4="http://schemas.microsoft.com/office/drawing/2016/5/10/chartex" xmlns:cx5="http://schemas.microsoft.com/office/drawing/2016/5/11/chartex" xmlns:cx6="http://schemas.microsoft.com/office/drawing/2016/5/12/chartex" xmlns:cx7="http://schemas.microsoft.com/office/drawing/2016/5/13/chartex" xmlns:cx8="http://schemas.microsoft.com/office/drawing/2016/5/14/chartex" xmlns:mc="http://schemas.openxmlformats.org/markup-compatibility/2006" xmlns:aink="http://schemas.microsoft.com/office/drawing/2016/ink" xmlns:am3d="http://schemas.microsoft.com/office/drawing/2017/model3d" xmlns:o="urn:schemas-microsoft-com:office:office" xmlns:oel="http://schemas.microsoft.com/office/2019/extlst" xmlns:r="http://schemas.openxmlformats.org/officeDocument/2006/relationships" xmlns:m="http://schemas.openxmlformats.org/officeDocument/2006/math" xmlns:v="urn:schemas-microsoft-com:vml" xmlns:wp14="http://schemas.microsoft.com/office/word/2010/wordprocessingDrawing" xmlns:wp="http://schemas.openxmlformats.org/drawingml/2006/wordprocessingDrawing" xmlns:w10="urn:schemas-microsoft-com:office:word" xmlns:w="http://schemas.openxmlformats.org/wordprocessingml/2006/main" xmlns:w14="http://schemas.microsoft.com/office/word/2010/wordml" xmlns:w15="http://schemas.microsoft.com/office/word/2012/wordml" xmlns:w16cex="http://schemas.microsoft.com/office/word/2018/wordml/cex" xmlns:w16cid="http://schemas.microsoft.com/office/word/2016/wordml/cid" xmlns:w16="http://schemas.microsoft.com/office/word/2018/wordml" xmlns:w16sdtdh="http://schemas.microsoft.com/office/word/2020/wordml/sdtdatahash" xmlns:w16se="http://schemas.microsoft.com/office/word/2015/wordml/symex" xmlns:wpg="http://schemas.microsoft.com/office/word/2010/wordprocessingGroup" xmlns:wpi="http://schemas.microsoft.com/office/word/2010/wordprocessingInk" xmlns:wne="http://schemas.microsoft.com/office/word/2006/wordml" xmlns:wps="http://schemas.microsoft.com/office/word/2010/wordprocessingShape" mc:Ignorable="w14 w15 w16se w16cid w16 w16cex w16sdtdh wp14">
+<w:ftr xmlns:wpc="http://schemas.microsoft.com/office/word/2010/wordprocessingCanvas" xmlns:cx="http://schemas.microsoft.com/office/drawing/2014/chartex" xmlns:cx1="http://schemas.microsoft.com/office/drawing/2015/9/8/chartex" xmlns:cx2="http://schemas.microsoft.com/office/drawing/2015/10/21/chartex" xmlns:cx3="http://schemas.microsoft.com/office/drawing/2016/5/9/chartex" xmlns:cx4="http://schemas.microsoft.com/office/drawing/2016/5/10/chartex" xmlns:cx5="http://schemas.microsoft.com/office/drawing/2016/5/11/chartex" xmlns:cx6="http://schemas.microsoft.com/office/drawing/2016/5/12/chartex" xmlns:cx7="http://schemas.microsoft.com/office/drawing/2016/5/13/chartex" xmlns:cx8="http://schemas.microsoft.com/office/drawing/2016/5/14/chartex" xmlns:mc="http://schemas.openxmlformats.org/markup-compatibility/2006" xmlns:aink="http://schemas.microsoft.com/office/drawing/2016/ink" xmlns:am3d="http://schemas.microsoft.com/office/drawing/2017/model3d" xmlns:o="urn:schemas-microsoft-com:office:office" xmlns:r="http://schemas.openxmlformats.org/officeDocument/2006/relationships" xmlns:m="http://schemas.openxmlformats.org/officeDocument/2006/math" xmlns:v="urn:schemas-microsoft-com:vml" xmlns:wp14="http://schemas.microsoft.com/office/word/2010/wordprocessingDrawing" xmlns:wp="http://schemas.openxmlformats.org/drawingml/2006/wordprocessingDrawing" xmlns:w10="urn:schemas-microsoft-com:office:word" xmlns:w="http://schemas.openxmlformats.org/wordprocessingml/2006/main" xmlns:w14="http://schemas.microsoft.com/office/word/2010/wordml" xmlns:w15="http://schemas.microsoft.com/office/word/2012/wordml" xmlns:w16cid="http://schemas.microsoft.com/office/word/2016/wordml/cid" xmlns:w16se="http://schemas.microsoft.com/office/word/2015/wordml/symex" xmlns:wpg="http://schemas.microsoft.com/office/word/2010/wordprocessingGroup" xmlns:wpi="http://schemas.microsoft.com/office/word/2010/wordprocessingInk" xmlns:wne="http://schemas.microsoft.com/office/word/2006/wordml" xmlns:wps="http://schemas.microsoft.com/office/word/2010/wordprocessingShape" mc:Ignorable="w14 w15 w16se w16cid wp14">
   <w:p>
     <w:pPr>
       <w:pStyle w:val="Footer"/>
@@ -1345,7 +1417,7 @@
 </file>
 
 <file path=word/footnotes.xml><?xml version="1.0" encoding="utf-8"?>
-<w:footnotes xmlns:wpc="http://schemas.microsoft.com/office/word/2010/wordprocessingCanvas" xmlns:cx="http://schemas.microsoft.com/office/drawing/2014/chartex" xmlns:cx1="http://schemas.microsoft.com/office/drawing/2015/9/8/chartex" xmlns:cx2="http://schemas.microsoft.com/office/drawing/2015/10/21/chartex" xmlns:cx3="http://schemas.microsoft.com/office/drawing/2016/5/9/chartex" xmlns:cx4="http://schemas.microsoft.com/office/drawing/2016/5/10/chartex" xmlns:cx5="http://schemas.microsoft.com/office/drawing/2016/5/11/chartex" xmlns:cx6="http://schemas.microsoft.com/office/drawing/2016/5/12/chartex" xmlns:cx7="http://schemas.microsoft.com/office/drawing/2016/5/13/chartex" xmlns:cx8="http://schemas.microsoft.com/office/drawing/2016/5/14/chartex" xmlns:mc="http://schemas.openxmlformats.org/markup-compatibility/2006" xmlns:aink="http://schemas.microsoft.com/office/drawing/2016/ink" xmlns:am3d="http://schemas.microsoft.com/office/drawing/2017/model3d" xmlns:o="urn:schemas-microsoft-com:office:office" xmlns:oel="http://schemas.microsoft.com/office/2019/extlst" xmlns:r="http://schemas.openxmlformats.org/officeDocument/2006/relationships" xmlns:m="http://schemas.openxmlformats.org/officeDocument/2006/math" xmlns:v="urn:schemas-microsoft-com:vml" xmlns:wp14="http://schemas.microsoft.com/office/word/2010/wordprocessingDrawing" xmlns:wp="http://schemas.openxmlformats.org/drawingml/2006/wordprocessingDrawing" xmlns:w10="urn:schemas-microsoft-com:office:word" xmlns:w="http://schemas.openxmlformats.org/wordprocessingml/2006/main" xmlns:w14="http://schemas.microsoft.com/office/word/2010/wordml" xmlns:w15="http://schemas.microsoft.com/office/word/2012/wordml" xmlns:w16cex="http://schemas.microsoft.com/office/word/2018/wordml/cex" xmlns:w16cid="http://schemas.microsoft.com/office/word/2016/wordml/cid" xmlns:w16="http://schemas.microsoft.com/office/word/2018/wordml" xmlns:w16sdtdh="http://schemas.microsoft.com/office/word/2020/wordml/sdtdatahash" xmlns:w16se="http://schemas.microsoft.com/office/word/2015/wordml/symex" xmlns:wpg="http://schemas.microsoft.com/office/word/2010/wordprocessingGroup" xmlns:wpi="http://schemas.microsoft.com/office/word/2010/wordprocessingInk" xmlns:wne="http://schemas.microsoft.com/office/word/2006/wordml" xmlns:wps="http://schemas.microsoft.com/office/word/2010/wordprocessingShape" mc:Ignorable="w14 w15 w16se w16cid w16 w16cex w16sdtdh wp14">
+<w:footnotes xmlns:wpc="http://schemas.microsoft.com/office/word/2010/wordprocessingCanvas" xmlns:cx="http://schemas.microsoft.com/office/drawing/2014/chartex" xmlns:cx1="http://schemas.microsoft.com/office/drawing/2015/9/8/chartex" xmlns:cx2="http://schemas.microsoft.com/office/drawing/2015/10/21/chartex" xmlns:cx3="http://schemas.microsoft.com/office/drawing/2016/5/9/chartex" xmlns:cx4="http://schemas.microsoft.com/office/drawing/2016/5/10/chartex" xmlns:cx5="http://schemas.microsoft.com/office/drawing/2016/5/11/chartex" xmlns:cx6="http://schemas.microsoft.com/office/drawing/2016/5/12/chartex" xmlns:cx7="http://schemas.microsoft.com/office/drawing/2016/5/13/chartex" xmlns:cx8="http://schemas.microsoft.com/office/drawing/2016/5/14/chartex" xmlns:mc="http://schemas.openxmlformats.org/markup-compatibility/2006" xmlns:aink="http://schemas.microsoft.com/office/drawing/2016/ink" xmlns:am3d="http://schemas.microsoft.com/office/drawing/2017/model3d" xmlns:o="urn:schemas-microsoft-com:office:office" xmlns:r="http://schemas.openxmlformats.org/officeDocument/2006/relationships" xmlns:m="http://schemas.openxmlformats.org/officeDocument/2006/math" xmlns:v="urn:schemas-microsoft-com:vml" xmlns:wp14="http://schemas.microsoft.com/office/word/2010/wordprocessingDrawing" xmlns:wp="http://schemas.openxmlformats.org/drawingml/2006/wordprocessingDrawing" xmlns:w10="urn:schemas-microsoft-com:office:word" xmlns:w="http://schemas.openxmlformats.org/wordprocessingml/2006/main" xmlns:w14="http://schemas.microsoft.com/office/word/2010/wordml" xmlns:w15="http://schemas.microsoft.com/office/word/2012/wordml" xmlns:w16cid="http://schemas.microsoft.com/office/word/2016/wordml/cid" xmlns:w16se="http://schemas.microsoft.com/office/word/2015/wordml/symex" xmlns:wpg="http://schemas.microsoft.com/office/word/2010/wordprocessingGroup" xmlns:wpi="http://schemas.microsoft.com/office/word/2010/wordprocessingInk" xmlns:wne="http://schemas.microsoft.com/office/word/2006/wordml" xmlns:wps="http://schemas.microsoft.com/office/word/2010/wordprocessingShape" mc:Ignorable="w14 w15 w16se w16cid wp14">
   <w:footnote w:type="separator" w:id="-1">
     <w:p>
       <w:r>
@@ -1364,7 +1436,7 @@
 </file>
 
 <file path=word/header1.xml><?xml version="1.0" encoding="utf-8"?>
-<w:hdr xmlns:wpc="http://schemas.microsoft.com/office/word/2010/wordprocessingCanvas" xmlns:cx="http://schemas.microsoft.com/office/drawing/2014/chartex" xmlns:cx1="http://schemas.microsoft.com/office/drawing/2015/9/8/chartex" xmlns:cx2="http://schemas.microsoft.com/office/drawing/2015/10/21/chartex" xmlns:cx3="http://schemas.microsoft.com/office/drawing/2016/5/9/chartex" xmlns:cx4="http://schemas.microsoft.com/office/drawing/2016/5/10/chartex" xmlns:cx5="http://schemas.microsoft.com/office/drawing/2016/5/11/chartex" xmlns:cx6="http://schemas.microsoft.com/office/drawing/2016/5/12/chartex" xmlns:cx7="http://schemas.microsoft.com/office/drawing/2016/5/13/chartex" xmlns:cx8="http://schemas.microsoft.com/office/drawing/2016/5/14/chartex" xmlns:mc="http://schemas.openxmlformats.org/markup-compatibility/2006" xmlns:aink="http://schemas.microsoft.com/office/drawing/2016/ink" xmlns:am3d="http://schemas.microsoft.com/office/drawing/2017/model3d" xmlns:o="urn:schemas-microsoft-com:office:office" xmlns:oel="http://schemas.microsoft.com/office/2019/extlst" xmlns:r="http://schemas.openxmlformats.org/officeDocument/2006/relationships" xmlns:m="http://schemas.openxmlformats.org/officeDocument/2006/math" xmlns:v="urn:schemas-microsoft-com:vml" xmlns:wp14="http://schemas.microsoft.com/office/word/2010/wordprocessingDrawing" xmlns:wp="http://schemas.openxmlformats.org/drawingml/2006/wordprocessingDrawing" xmlns:w10="urn:schemas-microsoft-com:office:word" xmlns:w="http://schemas.openxmlformats.org/wordprocessingml/2006/main" xmlns:w14="http://schemas.microsoft.com/office/word/2010/wordml" xmlns:w15="http://schemas.microsoft.com/office/word/2012/wordml" xmlns:w16cex="http://schemas.microsoft.com/office/word/2018/wordml/cex" xmlns:w16cid="http://schemas.microsoft.com/office/word/2016/wordml/cid" xmlns:w16="http://schemas.microsoft.com/office/word/2018/wordml" xmlns:w16sdtdh="http://schemas.microsoft.com/office/word/2020/wordml/sdtdatahash" xmlns:w16se="http://schemas.microsoft.com/office/word/2015/wordml/symex" xmlns:wpg="http://schemas.microsoft.com/office/word/2010/wordprocessingGroup" xmlns:wpi="http://schemas.microsoft.com/office/word/2010/wordprocessingInk" xmlns:wne="http://schemas.microsoft.com/office/word/2006/wordml" xmlns:wps="http://schemas.microsoft.com/office/word/2010/wordprocessingShape" mc:Ignorable="w14 w15 w16se w16cid w16 w16cex w16sdtdh wp14">
+<w:hdr xmlns:wpc="http://schemas.microsoft.com/office/word/2010/wordprocessingCanvas" xmlns:cx="http://schemas.microsoft.com/office/drawing/2014/chartex" xmlns:cx1="http://schemas.microsoft.com/office/drawing/2015/9/8/chartex" xmlns:cx2="http://schemas.microsoft.com/office/drawing/2015/10/21/chartex" xmlns:cx3="http://schemas.microsoft.com/office/drawing/2016/5/9/chartex" xmlns:cx4="http://schemas.microsoft.com/office/drawing/2016/5/10/chartex" xmlns:cx5="http://schemas.microsoft.com/office/drawing/2016/5/11/chartex" xmlns:cx6="http://schemas.microsoft.com/office/drawing/2016/5/12/chartex" xmlns:cx7="http://schemas.microsoft.com/office/drawing/2016/5/13/chartex" xmlns:cx8="http://schemas.microsoft.com/office/drawing/2016/5/14/chartex" xmlns:mc="http://schemas.openxmlformats.org/markup-compatibility/2006" xmlns:aink="http://schemas.microsoft.com/office/drawing/2016/ink" xmlns:am3d="http://schemas.microsoft.com/office/drawing/2017/model3d" xmlns:o="urn:schemas-microsoft-com:office:office" xmlns:r="http://schemas.openxmlformats.org/officeDocument/2006/relationships" xmlns:m="http://schemas.openxmlformats.org/officeDocument/2006/math" xmlns:v="urn:schemas-microsoft-com:vml" xmlns:wp14="http://schemas.microsoft.com/office/word/2010/wordprocessingDrawing" xmlns:wp="http://schemas.openxmlformats.org/drawingml/2006/wordprocessingDrawing" xmlns:w10="urn:schemas-microsoft-com:office:word" xmlns:w="http://schemas.openxmlformats.org/wordprocessingml/2006/main" xmlns:w14="http://schemas.microsoft.com/office/word/2010/wordml" xmlns:w15="http://schemas.microsoft.com/office/word/2012/wordml" xmlns:w16cid="http://schemas.microsoft.com/office/word/2016/wordml/cid" xmlns:w16se="http://schemas.microsoft.com/office/word/2015/wordml/symex" xmlns:wpg="http://schemas.microsoft.com/office/word/2010/wordprocessingGroup" xmlns:wpi="http://schemas.microsoft.com/office/word/2010/wordprocessingInk" xmlns:wne="http://schemas.microsoft.com/office/word/2006/wordml" xmlns:wps="http://schemas.microsoft.com/office/word/2010/wordprocessingShape" mc:Ignorable="w14 w15 w16se w16cid wp14">
   <w:p>
     <w:pPr>
       <w:pStyle w:val="ETHBriefKopf1"/>
@@ -1465,17 +1537,8 @@
                               <w:rFonts w:ascii="Arial" w:hAnsi="Arial" w:cs="Arial"/>
                               <w:b w:val="0"/>
                             </w:rPr>
-                            <w:t xml:space="preserve">Prof. Dr. Gonzalo </w:t>
+                            <w:t>Prof. Dr. Gonzalo Guillén-Gosálbez</w:t>
                           </w:r>
-                          <w:proofErr w:type="spellStart"/>
-                          <w:r>
-                            <w:rPr>
-                              <w:rFonts w:ascii="Arial" w:hAnsi="Arial" w:cs="Arial"/>
-                              <w:b w:val="0"/>
-                            </w:rPr>
-                            <w:t>Guillén-Gosálbez</w:t>
-                          </w:r>
-                          <w:proofErr w:type="spellEnd"/>
                         </w:p>
                         <w:p>
                           <w:pPr>
@@ -1488,21 +1551,7 @@
                             <w:rPr>
                               <w:rFonts w:ascii="Arial" w:hAnsi="Arial" w:cs="Arial"/>
                             </w:rPr>
-                            <w:t>Vladimir-Prelog-</w:t>
-                          </w:r>
-                          <w:proofErr w:type="spellStart"/>
-                          <w:r>
-                            <w:rPr>
-                              <w:rFonts w:ascii="Arial" w:hAnsi="Arial" w:cs="Arial"/>
-                            </w:rPr>
-                            <w:t>Weg</w:t>
-                          </w:r>
-                          <w:proofErr w:type="spellEnd"/>
-                          <w:r>
-                            <w:rPr>
-                              <w:rFonts w:ascii="Arial" w:hAnsi="Arial" w:cs="Arial"/>
-                            </w:rPr>
-                            <w:t xml:space="preserve"> 1, HCI G135</w:t>
+                            <w:t>Vladimir-Prelog-Weg 1, HCI G135</w:t>
                           </w:r>
                         </w:p>
                         <w:p>
@@ -1518,17 +1567,8 @@
                               <w:rFonts w:ascii="Arial" w:hAnsi="Arial" w:cs="Arial"/>
                               <w:lang w:val="de-DE"/>
                             </w:rPr>
-                            <w:t xml:space="preserve">8093 </w:t>
+                            <w:t>8093 Zurich</w:t>
                           </w:r>
-                          <w:proofErr w:type="spellStart"/>
-                          <w:r>
-                            <w:rPr>
-                              <w:rFonts w:ascii="Arial" w:hAnsi="Arial" w:cs="Arial"/>
-                              <w:lang w:val="de-DE"/>
-                            </w:rPr>
-                            <w:t>Zurich</w:t>
-                          </w:r>
-                          <w:proofErr w:type="spellEnd"/>
                           <w:r>
                             <w:rPr>
                               <w:rFonts w:ascii="Arial" w:hAnsi="Arial" w:cs="Arial"/>
@@ -1536,7 +1576,6 @@
                             </w:rPr>
                             <w:t xml:space="preserve">, </w:t>
                           </w:r>
-                          <w:proofErr w:type="spellStart"/>
                           <w:r>
                             <w:rPr>
                               <w:rFonts w:ascii="Arial" w:hAnsi="Arial" w:cs="Arial"/>
@@ -1544,7 +1583,6 @@
                             </w:rPr>
                             <w:t>Switzerland</w:t>
                           </w:r>
-                          <w:proofErr w:type="spellEnd"/>
                         </w:p>
                         <w:p>
                           <w:pPr>
@@ -1628,7 +1666,7 @@
               <v:stroke joinstyle="miter"/>
               <v:path gradientshapeok="t" o:connecttype="rect"/>
             </v:shapetype>
-            <v:shape id="Text Box 3" o:spid="_x0000_s1026" type="#_x0000_t202" style="position:absolute;margin-left:290.75pt;margin-top:-26.65pt;width:198.45pt;height:112.05pt;z-index:251659264;visibility:visible;mso-wrap-style:square;mso-width-percent:0;mso-height-percent:0;mso-wrap-distance-left:9pt;mso-wrap-distance-top:0;mso-wrap-distance-right:9pt;mso-wrap-distance-bottom:0;mso-position-horizontal:absolute;mso-position-horizontal-relative:text;mso-position-vertical:absolute;mso-position-vertical-relative:text;mso-width-percent:0;mso-height-percent:0;mso-width-relative:page;mso-height-relative:page;v-text-anchor:top" o:gfxdata="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" filled="f" stroked="f">
+            <v:shape id="Text Box 3" o:spid="_x0000_s1026" type="#_x0000_t202" style="position:absolute;margin-left:290.75pt;margin-top:-26.65pt;width:198.45pt;height:112.05pt;z-index:251659264;visibility:visible;mso-wrap-style:square;mso-width-percent:0;mso-height-percent:0;mso-wrap-distance-left:9pt;mso-wrap-distance-top:0;mso-wrap-distance-right:9pt;mso-wrap-distance-bottom:0;mso-position-horizontal:absolute;mso-position-horizontal-relative:text;mso-position-vertical:absolute;mso-position-vertical-relative:text;mso-width-percent:0;mso-height-percent:0;mso-width-relative:page;mso-height-relative:page;v-text-anchor:top" o:gfxdata="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" filled="f" stroked="f">
               <v:textbox inset="0,0,0,0">
                 <w:txbxContent>
                   <w:p>
@@ -1676,17 +1714,8 @@
                         <w:rFonts w:ascii="Arial" w:hAnsi="Arial" w:cs="Arial"/>
                         <w:b w:val="0"/>
                       </w:rPr>
-                      <w:t xml:space="preserve">Prof. Dr. Gonzalo </w:t>
+                      <w:t>Prof. Dr. Gonzalo Guillén-Gosálbez</w:t>
                     </w:r>
-                    <w:proofErr w:type="spellStart"/>
-                    <w:r>
-                      <w:rPr>
-                        <w:rFonts w:ascii="Arial" w:hAnsi="Arial" w:cs="Arial"/>
-                        <w:b w:val="0"/>
-                      </w:rPr>
-                      <w:t>Guillén-Gosálbez</w:t>
-                    </w:r>
-                    <w:proofErr w:type="spellEnd"/>
                   </w:p>
                   <w:p>
                     <w:pPr>
@@ -1699,21 +1728,7 @@
                       <w:rPr>
                         <w:rFonts w:ascii="Arial" w:hAnsi="Arial" w:cs="Arial"/>
                       </w:rPr>
-                      <w:t>Vladimir-Prelog-</w:t>
-                    </w:r>
-                    <w:proofErr w:type="spellStart"/>
-                    <w:r>
-                      <w:rPr>
-                        <w:rFonts w:ascii="Arial" w:hAnsi="Arial" w:cs="Arial"/>
-                      </w:rPr>
-                      <w:t>Weg</w:t>
-                    </w:r>
-                    <w:proofErr w:type="spellEnd"/>
-                    <w:r>
-                      <w:rPr>
-                        <w:rFonts w:ascii="Arial" w:hAnsi="Arial" w:cs="Arial"/>
-                      </w:rPr>
-                      <w:t xml:space="preserve"> 1, HCI G135</w:t>
+                      <w:t>Vladimir-Prelog-Weg 1, HCI G135</w:t>
                     </w:r>
                   </w:p>
                   <w:p>
@@ -1729,17 +1744,8 @@
                         <w:rFonts w:ascii="Arial" w:hAnsi="Arial" w:cs="Arial"/>
                         <w:lang w:val="de-DE"/>
                       </w:rPr>
-                      <w:t xml:space="preserve">8093 </w:t>
+                      <w:t>8093 Zurich</w:t>
                     </w:r>
-                    <w:proofErr w:type="spellStart"/>
-                    <w:r>
-                      <w:rPr>
-                        <w:rFonts w:ascii="Arial" w:hAnsi="Arial" w:cs="Arial"/>
-                        <w:lang w:val="de-DE"/>
-                      </w:rPr>
-                      <w:t>Zurich</w:t>
-                    </w:r>
-                    <w:proofErr w:type="spellEnd"/>
                     <w:r>
                       <w:rPr>
                         <w:rFonts w:ascii="Arial" w:hAnsi="Arial" w:cs="Arial"/>
@@ -1747,7 +1753,6 @@
                       </w:rPr>
                       <w:t xml:space="preserve">, </w:t>
                     </w:r>
-                    <w:proofErr w:type="spellStart"/>
                     <w:r>
                       <w:rPr>
                         <w:rFonts w:ascii="Arial" w:hAnsi="Arial" w:cs="Arial"/>
@@ -1755,7 +1760,6 @@
                       </w:rPr>
                       <w:t>Switzerland</w:t>
                     </w:r>
-                    <w:proofErr w:type="spellEnd"/>
                   </w:p>
                   <w:p>
                     <w:pPr>
@@ -1896,7 +1900,7 @@
 </file>
 
 <file path=word/numbering.xml><?xml version="1.0" encoding="utf-8"?>
-<w:numbering xmlns:wpc="http://schemas.microsoft.com/office/word/2010/wordprocessingCanvas" xmlns:cx="http://schemas.microsoft.com/office/drawing/2014/chartex" xmlns:cx1="http://schemas.microsoft.com/office/drawing/2015/9/8/chartex" xmlns:cx2="http://schemas.microsoft.com/office/drawing/2015/10/21/chartex" xmlns:cx3="http://schemas.microsoft.com/office/drawing/2016/5/9/chartex" xmlns:cx4="http://schemas.microsoft.com/office/drawing/2016/5/10/chartex" xmlns:cx5="http://schemas.microsoft.com/office/drawing/2016/5/11/chartex" xmlns:cx6="http://schemas.microsoft.com/office/drawing/2016/5/12/chartex" xmlns:cx7="http://schemas.microsoft.com/office/drawing/2016/5/13/chartex" xmlns:cx8="http://schemas.microsoft.com/office/drawing/2016/5/14/chartex" xmlns:mc="http://schemas.openxmlformats.org/markup-compatibility/2006" xmlns:aink="http://schemas.microsoft.com/office/drawing/2016/ink" xmlns:am3d="http://schemas.microsoft.com/office/drawing/2017/model3d" xmlns:o="urn:schemas-microsoft-com:office:office" xmlns:oel="http://schemas.microsoft.com/office/2019/extlst" xmlns:r="http://schemas.openxmlformats.org/officeDocument/2006/relationships" xmlns:m="http://schemas.openxmlformats.org/officeDocument/2006/math" xmlns:v="urn:schemas-microsoft-com:vml" xmlns:wp14="http://schemas.microsoft.com/office/word/2010/wordprocessingDrawing" xmlns:wp="http://schemas.openxmlformats.org/drawingml/2006/wordprocessingDrawing" xmlns:w10="urn:schemas-microsoft-com:office:word" xmlns:w="http://schemas.openxmlformats.org/wordprocessingml/2006/main" xmlns:w14="http://schemas.microsoft.com/office/word/2010/wordml" xmlns:w15="http://schemas.microsoft.com/office/word/2012/wordml" xmlns:w16cex="http://schemas.microsoft.com/office/word/2018/wordml/cex" xmlns:w16cid="http://schemas.microsoft.com/office/word/2016/wordml/cid" xmlns:w16="http://schemas.microsoft.com/office/word/2018/wordml" xmlns:w16sdtdh="http://schemas.microsoft.com/office/word/2020/wordml/sdtdatahash" xmlns:w16se="http://schemas.microsoft.com/office/word/2015/wordml/symex" xmlns:wpg="http://schemas.microsoft.com/office/word/2010/wordprocessingGroup" xmlns:wpi="http://schemas.microsoft.com/office/word/2010/wordprocessingInk" xmlns:wne="http://schemas.microsoft.com/office/word/2006/wordml" xmlns:wps="http://schemas.microsoft.com/office/word/2010/wordprocessingShape" mc:Ignorable="w14 w15 w16se w16cid w16 w16cex w16sdtdh wp14">
+<w:numbering xmlns:wpc="http://schemas.microsoft.com/office/word/2010/wordprocessingCanvas" xmlns:cx="http://schemas.microsoft.com/office/drawing/2014/chartex" xmlns:cx1="http://schemas.microsoft.com/office/drawing/2015/9/8/chartex" xmlns:cx2="http://schemas.microsoft.com/office/drawing/2015/10/21/chartex" xmlns:cx3="http://schemas.microsoft.com/office/drawing/2016/5/9/chartex" xmlns:cx4="http://schemas.microsoft.com/office/drawing/2016/5/10/chartex" xmlns:cx5="http://schemas.microsoft.com/office/drawing/2016/5/11/chartex" xmlns:cx6="http://schemas.microsoft.com/office/drawing/2016/5/12/chartex" xmlns:cx7="http://schemas.microsoft.com/office/drawing/2016/5/13/chartex" xmlns:cx8="http://schemas.microsoft.com/office/drawing/2016/5/14/chartex" xmlns:mc="http://schemas.openxmlformats.org/markup-compatibility/2006" xmlns:aink="http://schemas.microsoft.com/office/drawing/2016/ink" xmlns:am3d="http://schemas.microsoft.com/office/drawing/2017/model3d" xmlns:o="urn:schemas-microsoft-com:office:office" xmlns:r="http://schemas.openxmlformats.org/officeDocument/2006/relationships" xmlns:m="http://schemas.openxmlformats.org/officeDocument/2006/math" xmlns:v="urn:schemas-microsoft-com:vml" xmlns:wp14="http://schemas.microsoft.com/office/word/2010/wordprocessingDrawing" xmlns:wp="http://schemas.openxmlformats.org/drawingml/2006/wordprocessingDrawing" xmlns:w10="urn:schemas-microsoft-com:office:word" xmlns:w="http://schemas.openxmlformats.org/wordprocessingml/2006/main" xmlns:w14="http://schemas.microsoft.com/office/word/2010/wordml" xmlns:w15="http://schemas.microsoft.com/office/word/2012/wordml" xmlns:w16cid="http://schemas.microsoft.com/office/word/2016/wordml/cid" xmlns:w16se="http://schemas.microsoft.com/office/word/2015/wordml/symex" xmlns:wpg="http://schemas.microsoft.com/office/word/2010/wordprocessingGroup" xmlns:wpi="http://schemas.microsoft.com/office/word/2010/wordprocessingInk" xmlns:wne="http://schemas.microsoft.com/office/word/2006/wordml" xmlns:wps="http://schemas.microsoft.com/office/word/2010/wordprocessingShape" mc:Ignorable="w14 w15 w16se w16cid wp14">
   <w:abstractNum w:abstractNumId="0" w15:restartNumberingAfterBreak="0">
     <w:nsid w:val="60FF6920"/>
     <w:multiLevelType w:val="hybridMultilevel"/>
@@ -1983,14 +1987,14 @@
       </w:pPr>
     </w:lvl>
   </w:abstractNum>
-  <w:num w:numId="1" w16cid:durableId="1753044306">
+  <w:num w:numId="1">
     <w:abstractNumId w:val="0"/>
   </w:num>
 </w:numbering>
 </file>
 
 <file path=word/styles.xml><?xml version="1.0" encoding="utf-8"?>
-<w:styles xmlns:mc="http://schemas.openxmlformats.org/markup-compatibility/2006" xmlns:r="http://schemas.openxmlformats.org/officeDocument/2006/relationships" xmlns:w="http://schemas.openxmlformats.org/wordprocessingml/2006/main" xmlns:w14="http://schemas.microsoft.com/office/word/2010/wordml" xmlns:w15="http://schemas.microsoft.com/office/word/2012/wordml" xmlns:w16cex="http://schemas.microsoft.com/office/word/2018/wordml/cex" xmlns:w16cid="http://schemas.microsoft.com/office/word/2016/wordml/cid" xmlns:w16="http://schemas.microsoft.com/office/word/2018/wordml" xmlns:w16sdtdh="http://schemas.microsoft.com/office/word/2020/wordml/sdtdatahash" xmlns:w16se="http://schemas.microsoft.com/office/word/2015/wordml/symex" mc:Ignorable="w14 w15 w16se w16cid w16 w16cex w16sdtdh">
+<w:styles xmlns:mc="http://schemas.openxmlformats.org/markup-compatibility/2006" xmlns:r="http://schemas.openxmlformats.org/officeDocument/2006/relationships" xmlns:w="http://schemas.openxmlformats.org/wordprocessingml/2006/main" xmlns:w14="http://schemas.microsoft.com/office/word/2010/wordml" xmlns:w15="http://schemas.microsoft.com/office/word/2012/wordml" xmlns:w16cid="http://schemas.microsoft.com/office/word/2016/wordml/cid" xmlns:w16se="http://schemas.microsoft.com/office/word/2015/wordml/symex" mc:Ignorable="w14 w15 w16se w16cid">
   <w:docDefaults>
     <w:rPrDefault>
       <w:rPr>
@@ -2006,7 +2010,7 @@
       </w:pPr>
     </w:pPrDefault>
   </w:docDefaults>
-  <w:latentStyles w:defLockedState="0" w:defUIPriority="99" w:defSemiHidden="0" w:defUnhideWhenUsed="0" w:defQFormat="0" w:count="376">
+  <w:latentStyles w:defLockedState="0" w:defUIPriority="99" w:defSemiHidden="0" w:defUnhideWhenUsed="0" w:defQFormat="0" w:count="375">
     <w:lsdException w:name="Normal" w:uiPriority="0" w:qFormat="1"/>
     <w:lsdException w:name="heading 1" w:uiPriority="9" w:qFormat="1"/>
     <w:lsdException w:name="heading 2" w:semiHidden="1" w:uiPriority="9" w:unhideWhenUsed="1" w:qFormat="1"/>
@@ -2382,7 +2386,6 @@
     <w:lsdException w:name="Smart Hyperlink" w:semiHidden="1" w:unhideWhenUsed="1"/>
     <w:lsdException w:name="Hashtag" w:semiHidden="1" w:unhideWhenUsed="1"/>
     <w:lsdException w:name="Unresolved Mention" w:semiHidden="1" w:unhideWhenUsed="1"/>
-    <w:lsdException w:name="Smart Link" w:semiHidden="1" w:unhideWhenUsed="1"/>
   </w:latentStyles>
   <w:style w:type="paragraph" w:default="1" w:styleId="Normal">
     <w:name w:val="Normal"/>
@@ -3108,7 +3111,7 @@
 </file>
 
 <file path=customXml/itemProps1.xml><?xml version="1.0" encoding="utf-8"?>
-<ds:datastoreItem xmlns:ds="http://schemas.openxmlformats.org/officeDocument/2006/customXml" ds:itemID="{FF668187-EE46-41A1-8905-FAFEEE43FDB9}">
+<ds:datastoreItem xmlns:ds="http://schemas.openxmlformats.org/officeDocument/2006/customXml" ds:itemID="{1A4139D1-32EC-4F46-BAE0-06C8350D7639}">
   <ds:schemaRefs>
     <ds:schemaRef ds:uri="http://schemas.openxmlformats.org/officeDocument/2006/bibliography"/>
   </ds:schemaRefs>

--- a/Writing/Submission/DOC files/letter_to_referees.docx
+++ b/Writing/Submission/DOC files/letter_to_referees.docx
@@ -49,7 +49,13 @@
         <w:rPr>
           <w:rFonts w:ascii="Arial" w:hAnsi="Arial" w:cs="Arial"/>
         </w:rPr>
-        <w:t>.2023</w:t>
+        <w:t>.202</w:t>
+      </w:r>
+      <w:r>
+        <w:rPr>
+          <w:rFonts w:ascii="Arial" w:hAnsi="Arial" w:cs="Arial"/>
+        </w:rPr>
+        <w:t>4</w:t>
       </w:r>
     </w:p>
     <w:p>
@@ -173,6 +179,8 @@
         </w:rPr>
         <w:t xml:space="preserve"> dear Michael,</w:t>
       </w:r>
+      <w:bookmarkStart w:id="2" w:name="_GoBack"/>
+      <w:bookmarkEnd w:id="2"/>
     </w:p>
     <w:p>
       <w:pPr>
@@ -453,8 +461,6 @@
         </w:rPr>
         <w:t>.</w:t>
       </w:r>
-      <w:bookmarkStart w:id="2" w:name="_GoBack"/>
-      <w:bookmarkEnd w:id="2"/>
     </w:p>
     <w:p>
       <w:pPr>
@@ -3111,7 +3117,7 @@
 </file>
 
 <file path=customXml/itemProps1.xml><?xml version="1.0" encoding="utf-8"?>
-<ds:datastoreItem xmlns:ds="http://schemas.openxmlformats.org/officeDocument/2006/customXml" ds:itemID="{1A4139D1-32EC-4F46-BAE0-06C8350D7639}">
+<ds:datastoreItem xmlns:ds="http://schemas.openxmlformats.org/officeDocument/2006/customXml" ds:itemID="{D13577FA-E3CD-4B99-A40F-FA669BF52AA7}">
   <ds:schemaRefs>
     <ds:schemaRef ds:uri="http://schemas.openxmlformats.org/officeDocument/2006/bibliography"/>
   </ds:schemaRefs>
